--- a/交付成果/第4轮朗读优化版/朗读优化8周版/读书会07_四念处（二）——心念处与法念处_8周资料包（朗读优化版）/Word版/00_主持人总指南.docx
+++ b/交付成果/第4轮朗读优化版/朗读优化8周版/读书会07_四念处（二）——心念处与法念处_8周资料包（朗读优化版）/Word版/00_主持人总指南.docx
@@ -4,157 +4,167 @@
   <w:body>
     <w:p>
       <w:pPr>
-        <w:spacing w:before="160" w:after="80"/>
+        <w:jc w:val="right"/>
       </w:pPr>
       <w:r>
         <w:rPr>
-          <w:rFonts w:ascii="Microsoft YaHei" w:hAnsi="Microsoft YaHei" w:eastAsia="Microsoft YaHei"/>
+          <w:color w:val="888888"/>
+          <w:sz w:val="16"/>
+        </w:rPr>
+        <w:t>📅 最近更新：2026-09-23 23:55　|　第三版修订：学员版清理、元数据核错（8周版保留原6环节120分钟口径）</w:t>
+      </w:r>
+    </w:p>
+    <w:p>
+      <w:pPr>
+        <w:jc w:val="center"/>
+      </w:pPr>
+      <w:r>
+        <w:rPr>
           <w:b/>
           <w:color w:val="1F3864"/>
-          <w:sz w:val="34"/>
+          <w:sz w:val="36"/>
         </w:rPr>
         <w:t>🧭 四念处（二）——心念处与法念处 · 主持人总指南（读书会07）</w:t>
       </w:r>
     </w:p>
     <w:p>
       <w:pPr>
-        <w:spacing w:before="40" w:after="80"/>
-        <w:ind w:left="283"/>
-        <w:shd w:val="clear" w:color="auto" w:fill="EEF2F8"/>
+        <w:ind w:left="170"/>
         <w:pBdr>
-          <w:left w:val="single" w:sz="20" w:space="6" w:color="1F3864"/>
+          <w:left w:val="single" w:sz="18" w:space="4" w:color="1F3864"/>
         </w:pBdr>
+        <w:shd w:val="clear" w:fill="F2F5FA"/>
       </w:pPr>
       <w:r>
         <w:rPr>
           <w:b/>
-          <w:sz w:val="20"/>
         </w:rPr>
         <w:t>读书会07：四念处（二）——心念处与法念处（初阶+）</w:t>
       </w:r>
+    </w:p>
+    <w:p>
+      <w:pPr>
+        <w:ind w:left="170"/>
+        <w:pBdr>
+          <w:left w:val="single" w:sz="18" w:space="4" w:color="1F3864"/>
+        </w:pBdr>
+        <w:shd w:val="clear" w:fill="F2F5FA"/>
+      </w:pPr>
       <w:r>
         <w:rPr>
-          <w:sz w:val="20"/>
+          <w:b w:val="0"/>
         </w:rPr>
-        <w:t xml:space="preserve"> 基于知识库「古源尊者开示及上座部佛教资料」整理 适合：10人左右 · 每周1次 × 2小时 × 共8周 · 主持人零基础可带 ✅ </w:t>
+        <w:t>基于知识库「古源尊者开示及上座部佛教资料」整理</w:t>
+      </w:r>
+    </w:p>
+    <w:p>
+      <w:pPr>
+        <w:ind w:left="170"/>
+        <w:pBdr>
+          <w:left w:val="single" w:sz="18" w:space="4" w:color="1F3864"/>
+        </w:pBdr>
+        <w:shd w:val="clear" w:fill="F2F5FA"/>
+      </w:pPr>
+      <w:r>
+        <w:rPr>
+          <w:b w:val="0"/>
+        </w:rPr>
+        <w:t>适合：10人左右 · 每周1次 × 2小时 × 共8周 · 主持人零基础可带</w:t>
+      </w:r>
+    </w:p>
+    <w:p>
+      <w:pPr>
+        <w:ind w:left="170"/>
+        <w:pBdr>
+          <w:left w:val="single" w:sz="18" w:space="4" w:color="1F3864"/>
+        </w:pBdr>
+        <w:shd w:val="clear" w:fill="F2F5FA"/>
+      </w:pPr>
+      <w:r>
+        <w:rPr>
+          <w:b w:val="0"/>
+        </w:rPr>
+        <w:t xml:space="preserve">✅ </w:t>
       </w:r>
       <w:r>
         <w:rPr>
           <w:b/>
-          <w:sz w:val="20"/>
         </w:rPr>
         <w:t>全部原文文字已直接呈现在本资料包中（含《原文全集》），使用过程中无需再去查知识库</w:t>
       </w:r>
     </w:p>
     <w:p>
-      <w:pPr>
-        <w:spacing w:before="160" w:after="80"/>
-      </w:pPr>
       <w:r>
         <w:rPr>
-          <w:rFonts w:ascii="Microsoft YaHei" w:hAnsi="Microsoft YaHei" w:eastAsia="Microsoft YaHei"/>
           <w:b/>
           <w:color w:val="1F3864"/>
-          <w:sz w:val="28"/>
+          <w:sz w:val="26"/>
         </w:rPr>
         <w:t>一、你不是老师，是"共学同行者"</w:t>
       </w:r>
     </w:p>
     <w:p>
       <w:pPr>
-        <w:ind w:left="340"/>
+        <w:pStyle w:val="ListBullet"/>
       </w:pPr>
       <w:r>
         <w:rPr>
-          <w:color w:val="1F3864"/>
-          <w:sz w:val="21"/>
-        </w:rPr>
-        <w:t xml:space="preserve">• </w:t>
-      </w:r>
-      <w:r>
-        <w:rPr>
-          <w:sz w:val="21"/>
+          <w:b w:val="0"/>
         </w:rPr>
         <w:t>本读书会的每一讲都可以换新主持人；主持人自己也是新人，</w:t>
       </w:r>
       <w:r>
         <w:rPr>
           <w:b/>
-          <w:sz w:val="21"/>
         </w:rPr>
         <w:t>不需要懂禅修、不需要解释法义</w:t>
       </w:r>
       <w:r>
         <w:rPr>
-          <w:sz w:val="21"/>
+          <w:b w:val="0"/>
         </w:rPr>
         <w:t>。</w:t>
       </w:r>
     </w:p>
     <w:p>
       <w:pPr>
-        <w:ind w:left="340"/>
+        <w:pStyle w:val="ListBullet"/>
       </w:pPr>
       <w:r>
         <w:rPr>
-          <w:color w:val="1F3864"/>
-          <w:sz w:val="21"/>
-        </w:rPr>
-        <w:t xml:space="preserve">• </w:t>
-      </w:r>
-      <w:r>
-        <w:rPr>
-          <w:sz w:val="21"/>
+          <w:b w:val="0"/>
         </w:rPr>
         <w:t>你的全部职责：按流程推进、让大家轮流读原文、确保每个人都被听见、时间到了就推进、最后一起回向。</w:t>
       </w:r>
     </w:p>
     <w:p>
       <w:pPr>
-        <w:ind w:left="340"/>
+        <w:pStyle w:val="ListBullet"/>
       </w:pPr>
       <w:r>
         <w:rPr>
-          <w:color w:val="1F3864"/>
-          <w:sz w:val="21"/>
-        </w:rPr>
-        <w:t xml:space="preserve">• </w:t>
-      </w:r>
-      <w:r>
-        <w:rPr>
-          <w:sz w:val="21"/>
+          <w:b w:val="0"/>
         </w:rPr>
         <w:t>有人问"这个词什么意思"——标准答案："我们跟着原文读，读几周自然就熟了。"</w:t>
       </w:r>
     </w:p>
     <w:p>
       <w:pPr>
-        <w:ind w:left="340"/>
+        <w:pStyle w:val="ListBullet"/>
       </w:pPr>
       <w:r>
         <w:rPr>
-          <w:color w:val="1F3864"/>
-          <w:sz w:val="21"/>
-        </w:rPr>
-        <w:t xml:space="preserve">• </w:t>
-      </w:r>
-      <w:r>
-        <w:rPr>
-          <w:sz w:val="21"/>
+          <w:b w:val="0"/>
         </w:rPr>
         <w:t>有人问"正确答案是什么"——标准答案："先听听大家的看法。"原文说了什么，比"谁说得对"重要。</w:t>
       </w:r>
     </w:p>
     <w:p>
-      <w:pPr>
-        <w:spacing w:before="160" w:after="80"/>
-      </w:pPr>
       <w:r>
         <w:rPr>
-          <w:rFonts w:ascii="Microsoft YaHei" w:hAnsi="Microsoft YaHei" w:eastAsia="Microsoft YaHei"/>
           <w:b/>
           <w:color w:val="1F3864"/>
-          <w:sz w:val="28"/>
+          <w:sz w:val="26"/>
         </w:rPr>
         <w:t>二、120分钟标准流程（每周相同）</w:t>
       </w:r>
@@ -163,7 +173,6 @@
       <w:tblPr>
         <w:tblStyle w:val="TableGrid"/>
         <w:tblW w:type="auto" w:w="0"/>
-        <w:jc w:val="center"/>
         <w:tblLook w:firstColumn="1" w:firstRow="1" w:lastColumn="0" w:lastRow="0" w:noHBand="0" w:noVBand="1" w:val="04A0"/>
       </w:tblPr>
       <w:tblGrid>
@@ -175,17 +184,20 @@
         <w:tc>
           <w:tcPr>
             <w:tcW w:type="dxa" w:w="3213"/>
-            <w:shd w:val="clear" w:color="auto" w:fill="1F3864"/>
+            <w:shd w:val="clear" w:fill="1F3864"/>
           </w:tcPr>
           <w:p>
-            <w:pPr>
-              <w:spacing w:after="20"/>
-            </w:pPr>
             <w:r>
               <w:rPr>
-                <w:b/>
                 <w:color w:val="FFFFFF"/>
-                <w:sz w:val="19"/>
+                <w:sz w:val="18"/>
+              </w:rPr>
+            </w:r>
+            <w:r>
+              <w:rPr>
+                <w:b w:val="0"/>
+                <w:color w:val="FFFFFF"/>
+                <w:sz w:val="18"/>
               </w:rPr>
               <w:t>环节</w:t>
             </w:r>
@@ -194,17 +206,20 @@
         <w:tc>
           <w:tcPr>
             <w:tcW w:type="dxa" w:w="3213"/>
-            <w:shd w:val="clear" w:color="auto" w:fill="1F3864"/>
+            <w:shd w:val="clear" w:fill="1F3864"/>
           </w:tcPr>
           <w:p>
-            <w:pPr>
-              <w:spacing w:after="20"/>
-            </w:pPr>
             <w:r>
               <w:rPr>
-                <w:b/>
                 <w:color w:val="FFFFFF"/>
-                <w:sz w:val="19"/>
+                <w:sz w:val="18"/>
+              </w:rPr>
+            </w:r>
+            <w:r>
+              <w:rPr>
+                <w:b w:val="0"/>
+                <w:color w:val="FFFFFF"/>
+                <w:sz w:val="18"/>
               </w:rPr>
               <w:t>时长</w:t>
             </w:r>
@@ -213,17 +228,20 @@
         <w:tc>
           <w:tcPr>
             <w:tcW w:type="dxa" w:w="3213"/>
-            <w:shd w:val="clear" w:color="auto" w:fill="1F3864"/>
+            <w:shd w:val="clear" w:fill="1F3864"/>
           </w:tcPr>
           <w:p>
-            <w:pPr>
-              <w:spacing w:after="20"/>
-            </w:pPr>
             <w:r>
               <w:rPr>
-                <w:b/>
                 <w:color w:val="FFFFFF"/>
-                <w:sz w:val="19"/>
+                <w:sz w:val="18"/>
+              </w:rPr>
+            </w:r>
+            <w:r>
+              <w:rPr>
+                <w:b w:val="0"/>
+                <w:color w:val="FFFFFF"/>
+                <w:sz w:val="18"/>
               </w:rPr>
               <w:t>内容</w:t>
             </w:r>
@@ -236,12 +254,15 @@
             <w:tcW w:type="dxa" w:w="3213"/>
           </w:tcPr>
           <w:p>
-            <w:pPr>
-              <w:spacing w:after="20"/>
-            </w:pPr>
             <w:r>
               <w:rPr>
-                <w:sz w:val="19"/>
+                <w:sz w:val="18"/>
+              </w:rPr>
+            </w:r>
+            <w:r>
+              <w:rPr>
+                <w:b w:val="0"/>
+                <w:sz w:val="18"/>
               </w:rPr>
               <w:t>🧘 静心开场</w:t>
             </w:r>
@@ -252,12 +273,15 @@
             <w:tcW w:type="dxa" w:w="3213"/>
           </w:tcPr>
           <w:p>
-            <w:pPr>
-              <w:spacing w:after="20"/>
-            </w:pPr>
             <w:r>
               <w:rPr>
-                <w:sz w:val="19"/>
+                <w:sz w:val="18"/>
+              </w:rPr>
+            </w:r>
+            <w:r>
+              <w:rPr>
+                <w:b w:val="0"/>
+                <w:sz w:val="18"/>
               </w:rPr>
               <w:t>10 min</w:t>
             </w:r>
@@ -268,12 +292,15 @@
             <w:tcW w:type="dxa" w:w="3213"/>
           </w:tcPr>
           <w:p>
-            <w:pPr>
-              <w:spacing w:after="20"/>
-            </w:pPr>
             <w:r>
               <w:rPr>
-                <w:sz w:val="19"/>
+                <w:sz w:val="18"/>
+              </w:rPr>
+            </w:r>
+            <w:r>
+              <w:rPr>
+                <w:b w:val="0"/>
+                <w:sz w:val="18"/>
               </w:rPr>
               <w:t>静坐1分钟＋主持人引导语（每讲已写好，照读即可）</w:t>
             </w:r>
@@ -284,15 +311,18 @@
         <w:tc>
           <w:tcPr>
             <w:tcW w:type="dxa" w:w="3213"/>
-            <w:shd w:val="clear" w:color="auto" w:fill="F2F2F2"/>
+            <w:shd w:val="clear" w:fill="F2F5FA"/>
           </w:tcPr>
           <w:p>
-            <w:pPr>
-              <w:spacing w:after="20"/>
-            </w:pPr>
             <w:r>
               <w:rPr>
-                <w:sz w:val="19"/>
+                <w:sz w:val="18"/>
+              </w:rPr>
+            </w:r>
+            <w:r>
+              <w:rPr>
+                <w:b w:val="0"/>
+                <w:sz w:val="18"/>
               </w:rPr>
               <w:t>📖 共读原文</w:t>
             </w:r>
@@ -301,15 +331,18 @@
         <w:tc>
           <w:tcPr>
             <w:tcW w:type="dxa" w:w="3213"/>
-            <w:shd w:val="clear" w:color="auto" w:fill="F2F2F2"/>
+            <w:shd w:val="clear" w:fill="F2F5FA"/>
           </w:tcPr>
           <w:p>
-            <w:pPr>
-              <w:spacing w:after="20"/>
-            </w:pPr>
             <w:r>
               <w:rPr>
-                <w:sz w:val="19"/>
+                <w:sz w:val="18"/>
+              </w:rPr>
+            </w:r>
+            <w:r>
+              <w:rPr>
+                <w:b w:val="0"/>
+                <w:sz w:val="18"/>
               </w:rPr>
               <w:t>25 min</w:t>
             </w:r>
@@ -318,15 +351,18 @@
         <w:tc>
           <w:tcPr>
             <w:tcW w:type="dxa" w:w="3213"/>
-            <w:shd w:val="clear" w:color="auto" w:fill="F2F2F2"/>
+            <w:shd w:val="clear" w:fill="F2F5FA"/>
           </w:tcPr>
           <w:p>
-            <w:pPr>
-              <w:spacing w:after="20"/>
-            </w:pPr>
             <w:r>
               <w:rPr>
-                <w:sz w:val="19"/>
+                <w:sz w:val="18"/>
+              </w:rPr>
+            </w:r>
+            <w:r>
+              <w:rPr>
+                <w:b w:val="0"/>
+                <w:sz w:val="18"/>
               </w:rPr>
               <w:t>2—3段原文，轮流朗读；★核心必读／◈扩展可选</w:t>
             </w:r>
@@ -339,12 +375,15 @@
             <w:tcW w:type="dxa" w:w="3213"/>
           </w:tcPr>
           <w:p>
-            <w:pPr>
-              <w:spacing w:after="20"/>
-            </w:pPr>
             <w:r>
               <w:rPr>
-                <w:sz w:val="19"/>
+                <w:sz w:val="18"/>
+              </w:rPr>
+            </w:r>
+            <w:r>
+              <w:rPr>
+                <w:b w:val="0"/>
+                <w:sz w:val="18"/>
               </w:rPr>
               <w:t>💬 第一轮分享</w:t>
             </w:r>
@@ -355,12 +394,15 @@
             <w:tcW w:type="dxa" w:w="3213"/>
           </w:tcPr>
           <w:p>
-            <w:pPr>
-              <w:spacing w:after="20"/>
-            </w:pPr>
             <w:r>
               <w:rPr>
-                <w:sz w:val="19"/>
+                <w:sz w:val="18"/>
+              </w:rPr>
+            </w:r>
+            <w:r>
+              <w:rPr>
+                <w:b w:val="0"/>
+                <w:sz w:val="18"/>
               </w:rPr>
               <w:t>20 min</w:t>
             </w:r>
@@ -371,12 +413,15 @@
             <w:tcW w:type="dxa" w:w="3213"/>
           </w:tcPr>
           <w:p>
-            <w:pPr>
-              <w:spacing w:after="20"/>
-            </w:pPr>
             <w:r>
               <w:rPr>
-                <w:sz w:val="19"/>
+                <w:sz w:val="18"/>
+              </w:rPr>
+            </w:r>
+            <w:r>
+              <w:rPr>
+                <w:b w:val="0"/>
+                <w:sz w:val="18"/>
               </w:rPr>
               <w:t>每人说一句"最触动我的话"，只说不评论</w:t>
             </w:r>
@@ -387,15 +432,18 @@
         <w:tc>
           <w:tcPr>
             <w:tcW w:type="dxa" w:w="3213"/>
-            <w:shd w:val="clear" w:color="auto" w:fill="F2F2F2"/>
+            <w:shd w:val="clear" w:fill="F2F5FA"/>
           </w:tcPr>
           <w:p>
-            <w:pPr>
-              <w:spacing w:after="20"/>
-            </w:pPr>
             <w:r>
               <w:rPr>
-                <w:sz w:val="19"/>
+                <w:sz w:val="18"/>
+              </w:rPr>
+            </w:r>
+            <w:r>
+              <w:rPr>
+                <w:b w:val="0"/>
+                <w:sz w:val="18"/>
               </w:rPr>
               <w:t>🎯 主题讨论</w:t>
             </w:r>
@@ -404,15 +452,18 @@
         <w:tc>
           <w:tcPr>
             <w:tcW w:type="dxa" w:w="3213"/>
-            <w:shd w:val="clear" w:color="auto" w:fill="F2F2F2"/>
+            <w:shd w:val="clear" w:fill="F2F5FA"/>
           </w:tcPr>
           <w:p>
-            <w:pPr>
-              <w:spacing w:after="20"/>
-            </w:pPr>
             <w:r>
               <w:rPr>
-                <w:sz w:val="19"/>
+                <w:sz w:val="18"/>
+              </w:rPr>
+            </w:r>
+            <w:r>
+              <w:rPr>
+                <w:b w:val="0"/>
+                <w:sz w:val="18"/>
               </w:rPr>
               <w:t>35 min</w:t>
             </w:r>
@@ -421,15 +472,18 @@
         <w:tc>
           <w:tcPr>
             <w:tcW w:type="dxa" w:w="3213"/>
-            <w:shd w:val="clear" w:color="auto" w:fill="F2F2F2"/>
+            <w:shd w:val="clear" w:fill="F2F5FA"/>
           </w:tcPr>
           <w:p>
-            <w:pPr>
-              <w:spacing w:after="20"/>
-            </w:pPr>
             <w:r>
               <w:rPr>
-                <w:sz w:val="19"/>
+                <w:sz w:val="18"/>
+              </w:rPr>
+            </w:r>
+            <w:r>
+              <w:rPr>
+                <w:b w:val="0"/>
+                <w:sz w:val="18"/>
               </w:rPr>
               <w:t>3个问题（问题①★必答），主持人只引导不给答案</w:t>
             </w:r>
@@ -442,12 +496,15 @@
             <w:tcW w:type="dxa" w:w="3213"/>
           </w:tcPr>
           <w:p>
-            <w:pPr>
-              <w:spacing w:after="20"/>
-            </w:pPr>
             <w:r>
               <w:rPr>
-                <w:sz w:val="19"/>
+                <w:sz w:val="18"/>
+              </w:rPr>
+            </w:r>
+            <w:r>
+              <w:rPr>
+                <w:b w:val="0"/>
+                <w:sz w:val="18"/>
               </w:rPr>
               <w:t>🧘 禅修练习</w:t>
             </w:r>
@@ -458,12 +515,15 @@
             <w:tcW w:type="dxa" w:w="3213"/>
           </w:tcPr>
           <w:p>
-            <w:pPr>
-              <w:spacing w:after="20"/>
-            </w:pPr>
             <w:r>
               <w:rPr>
-                <w:sz w:val="19"/>
+                <w:sz w:val="18"/>
+              </w:rPr>
+            </w:r>
+            <w:r>
+              <w:rPr>
+                <w:b w:val="0"/>
+                <w:sz w:val="18"/>
               </w:rPr>
               <w:t>15 min</w:t>
             </w:r>
@@ -474,12 +534,15 @@
             <w:tcW w:type="dxa" w:w="3213"/>
           </w:tcPr>
           <w:p>
-            <w:pPr>
-              <w:spacing w:after="20"/>
-            </w:pPr>
             <w:r>
               <w:rPr>
-                <w:sz w:val="19"/>
+                <w:sz w:val="18"/>
+              </w:rPr>
+            </w:r>
+            <w:r>
+              <w:rPr>
+                <w:b w:val="0"/>
+                <w:sz w:val="18"/>
               </w:rPr>
               <w:t>照读本讲引导词（观心/揭盖/觉支扫描/调弦/六门观察等，全部零门槛）</w:t>
             </w:r>
@@ -490,15 +553,18 @@
         <w:tc>
           <w:tcPr>
             <w:tcW w:type="dxa" w:w="3213"/>
-            <w:shd w:val="clear" w:color="auto" w:fill="F2F2F2"/>
+            <w:shd w:val="clear" w:fill="F2F5FA"/>
           </w:tcPr>
           <w:p>
-            <w:pPr>
-              <w:spacing w:after="20"/>
-            </w:pPr>
             <w:r>
               <w:rPr>
-                <w:sz w:val="19"/>
+                <w:sz w:val="18"/>
+              </w:rPr>
+            </w:r>
+            <w:r>
+              <w:rPr>
+                <w:b w:val="0"/>
+                <w:sz w:val="18"/>
               </w:rPr>
               <w:t>🔚 收尾回向</w:t>
             </w:r>
@@ -507,15 +573,18 @@
         <w:tc>
           <w:tcPr>
             <w:tcW w:type="dxa" w:w="3213"/>
-            <w:shd w:val="clear" w:color="auto" w:fill="F2F2F2"/>
+            <w:shd w:val="clear" w:fill="F2F5FA"/>
           </w:tcPr>
           <w:p>
-            <w:pPr>
-              <w:spacing w:after="20"/>
-            </w:pPr>
             <w:r>
               <w:rPr>
-                <w:sz w:val="19"/>
+                <w:sz w:val="18"/>
+              </w:rPr>
+            </w:r>
+            <w:r>
+              <w:rPr>
+                <w:b w:val="0"/>
+                <w:sz w:val="18"/>
               </w:rPr>
               <w:t>15 min</w:t>
             </w:r>
@@ -524,15 +593,18 @@
         <w:tc>
           <w:tcPr>
             <w:tcW w:type="dxa" w:w="3213"/>
-            <w:shd w:val="clear" w:color="auto" w:fill="F2F2F2"/>
+            <w:shd w:val="clear" w:fill="F2F5FA"/>
           </w:tcPr>
           <w:p>
-            <w:pPr>
-              <w:spacing w:after="20"/>
-            </w:pPr>
             <w:r>
               <w:rPr>
-                <w:sz w:val="19"/>
+                <w:sz w:val="18"/>
+              </w:rPr>
+            </w:r>
+            <w:r>
+              <w:rPr>
+                <w:b w:val="0"/>
+                <w:sz w:val="18"/>
               </w:rPr>
               <w:t>一句话收获→下周预告→作业→回向文</w:t>
             </w:r>
@@ -542,37 +614,31 @@
     </w:tbl>
     <w:p>
       <w:pPr>
-        <w:spacing w:before="40" w:after="80"/>
-        <w:ind w:left="283"/>
-        <w:shd w:val="clear" w:color="auto" w:fill="EEF2F8"/>
+        <w:ind w:left="170"/>
         <w:pBdr>
-          <w:left w:val="single" w:sz="20" w:space="6" w:color="1F3864"/>
+          <w:left w:val="single" w:sz="18" w:space="4" w:color="1F3864"/>
         </w:pBdr>
+        <w:shd w:val="clear" w:fill="F2F5FA"/>
       </w:pPr>
       <w:r>
         <w:rPr>
-          <w:sz w:val="20"/>
+          <w:b w:val="0"/>
         </w:rPr>
         <w:t>⏱ 每一讲都附《时间弹性指南》：时间不够→只读★段+只讨论问题①；时间富余→读◈段+用扩展内容包。</w:t>
       </w:r>
       <w:r>
         <w:rPr>
           <w:b/>
-          <w:sz w:val="20"/>
         </w:rPr>
         <w:t>原则：讨论比读完重要，体验比讲完重要。</w:t>
       </w:r>
     </w:p>
     <w:p>
-      <w:pPr>
-        <w:spacing w:before="160" w:after="80"/>
-      </w:pPr>
       <w:r>
         <w:rPr>
-          <w:rFonts w:ascii="Microsoft YaHei" w:hAnsi="Microsoft YaHei" w:eastAsia="Microsoft YaHei"/>
           <w:b/>
           <w:color w:val="1F3864"/>
-          <w:sz w:val="28"/>
+          <w:sz w:val="26"/>
         </w:rPr>
         <w:t>三、主持人10条守则</w:t>
       </w:r>
@@ -580,21 +646,17 @@
     <w:p>
       <w:r>
         <w:rPr>
-          <w:sz w:val="21"/>
+          <w:b w:val="0"/>
         </w:rPr>
         <w:t>① 不讲解、不提供答案——让原文自己说话；② 有人问"正确答案"→说"先听听大家的看法"；③ 冷场→主持人先分享自己的真实感受；④ 跑题→温和拉回："这个有意思，我们回到今天的原文"；⑤ 争论→"两种看法都很好，大家保留自己的理解"；⑥ 确保人人发言；⑦ 不评判任何人的分享；⑧ 时间到了就推进；⑨ 禅修练习照读引导词即可；⑩ 结束一起回向。</w:t>
       </w:r>
     </w:p>
     <w:p>
-      <w:pPr>
-        <w:spacing w:before="160" w:after="80"/>
-      </w:pPr>
       <w:r>
         <w:rPr>
-          <w:rFonts w:ascii="Microsoft YaHei" w:hAnsi="Microsoft YaHei" w:eastAsia="Microsoft YaHei"/>
           <w:b/>
           <w:color w:val="1F3864"/>
-          <w:sz w:val="28"/>
+          <w:sz w:val="26"/>
         </w:rPr>
         <w:t>四、本系列八周导览</w:t>
       </w:r>
@@ -603,7 +665,6 @@
       <w:tblPr>
         <w:tblStyle w:val="TableGrid"/>
         <w:tblW w:type="auto" w:w="0"/>
-        <w:jc w:val="center"/>
         <w:tblLook w:firstColumn="1" w:firstRow="1" w:lastColumn="0" w:lastRow="0" w:noHBand="0" w:noVBand="1" w:val="04A0"/>
       </w:tblPr>
       <w:tblGrid>
@@ -616,17 +677,20 @@
         <w:tc>
           <w:tcPr>
             <w:tcW w:type="dxa" w:w="2409"/>
-            <w:shd w:val="clear" w:color="auto" w:fill="1F3864"/>
+            <w:shd w:val="clear" w:fill="1F3864"/>
           </w:tcPr>
           <w:p>
-            <w:pPr>
-              <w:spacing w:after="20"/>
-            </w:pPr>
             <w:r>
               <w:rPr>
-                <w:b/>
                 <w:color w:val="FFFFFF"/>
-                <w:sz w:val="19"/>
+                <w:sz w:val="18"/>
+              </w:rPr>
+            </w:r>
+            <w:r>
+              <w:rPr>
+                <w:b w:val="0"/>
+                <w:color w:val="FFFFFF"/>
+                <w:sz w:val="18"/>
               </w:rPr>
               <w:t>周</w:t>
             </w:r>
@@ -635,17 +699,20 @@
         <w:tc>
           <w:tcPr>
             <w:tcW w:type="dxa" w:w="2409"/>
-            <w:shd w:val="clear" w:color="auto" w:fill="1F3864"/>
+            <w:shd w:val="clear" w:fill="1F3864"/>
           </w:tcPr>
           <w:p>
-            <w:pPr>
-              <w:spacing w:after="20"/>
-            </w:pPr>
             <w:r>
               <w:rPr>
-                <w:b/>
                 <w:color w:val="FFFFFF"/>
-                <w:sz w:val="19"/>
+                <w:sz w:val="18"/>
+              </w:rPr>
+            </w:r>
+            <w:r>
+              <w:rPr>
+                <w:b w:val="0"/>
+                <w:color w:val="FFFFFF"/>
+                <w:sz w:val="18"/>
               </w:rPr>
               <w:t>主题</w:t>
             </w:r>
@@ -654,17 +721,20 @@
         <w:tc>
           <w:tcPr>
             <w:tcW w:type="dxa" w:w="2409"/>
-            <w:shd w:val="clear" w:color="auto" w:fill="1F3864"/>
+            <w:shd w:val="clear" w:fill="1F3864"/>
           </w:tcPr>
           <w:p>
-            <w:pPr>
-              <w:spacing w:after="20"/>
-            </w:pPr>
             <w:r>
               <w:rPr>
-                <w:b/>
                 <w:color w:val="FFFFFF"/>
-                <w:sz w:val="19"/>
+                <w:sz w:val="18"/>
+              </w:rPr>
+            </w:r>
+            <w:r>
+              <w:rPr>
+                <w:b w:val="0"/>
+                <w:color w:val="FFFFFF"/>
+                <w:sz w:val="18"/>
               </w:rPr>
               <w:t>一句话</w:t>
             </w:r>
@@ -673,17 +743,20 @@
         <w:tc>
           <w:tcPr>
             <w:tcW w:type="dxa" w:w="2409"/>
-            <w:shd w:val="clear" w:color="auto" w:fill="1F3864"/>
+            <w:shd w:val="clear" w:fill="1F3864"/>
           </w:tcPr>
           <w:p>
-            <w:pPr>
-              <w:spacing w:after="20"/>
-            </w:pPr>
             <w:r>
               <w:rPr>
-                <w:b/>
                 <w:color w:val="FFFFFF"/>
-                <w:sz w:val="19"/>
+                <w:sz w:val="18"/>
+              </w:rPr>
+            </w:r>
+            <w:r>
+              <w:rPr>
+                <w:b w:val="0"/>
+                <w:color w:val="FFFFFF"/>
+                <w:sz w:val="18"/>
               </w:rPr>
               <w:t>练习亮点</w:t>
             </w:r>
@@ -696,12 +769,15 @@
             <w:tcW w:type="dxa" w:w="2409"/>
           </w:tcPr>
           <w:p>
-            <w:pPr>
-              <w:spacing w:after="20"/>
-            </w:pPr>
             <w:r>
               <w:rPr>
-                <w:sz w:val="19"/>
+                <w:sz w:val="18"/>
+              </w:rPr>
+            </w:r>
+            <w:r>
+              <w:rPr>
+                <w:b w:val="0"/>
+                <w:sz w:val="18"/>
               </w:rPr>
               <w:t>1</w:t>
             </w:r>
@@ -712,12 +788,15 @@
             <w:tcW w:type="dxa" w:w="2409"/>
           </w:tcPr>
           <w:p>
-            <w:pPr>
-              <w:spacing w:after="20"/>
-            </w:pPr>
             <w:r>
               <w:rPr>
-                <w:sz w:val="19"/>
+                <w:sz w:val="18"/>
+              </w:rPr>
+            </w:r>
+            <w:r>
+              <w:rPr>
+                <w:b w:val="0"/>
+                <w:sz w:val="18"/>
               </w:rPr>
               <w:t>前情回顾与心念处总说</w:t>
             </w:r>
@@ -728,12 +807,15 @@
             <w:tcW w:type="dxa" w:w="2409"/>
           </w:tcPr>
           <w:p>
-            <w:pPr>
-              <w:spacing w:after="20"/>
-            </w:pPr>
             <w:r>
               <w:rPr>
-                <w:sz w:val="19"/>
+                <w:sz w:val="18"/>
+              </w:rPr>
+            </w:r>
+            <w:r>
+              <w:rPr>
+                <w:b w:val="0"/>
+                <w:sz w:val="18"/>
               </w:rPr>
               <w:t>从身、受走向心——心念处就是"看清心此刻长什么样"</w:t>
             </w:r>
@@ -744,12 +826,15 @@
             <w:tcW w:type="dxa" w:w="2409"/>
           </w:tcPr>
           <w:p>
-            <w:pPr>
-              <w:spacing w:after="20"/>
-            </w:pPr>
             <w:r>
               <w:rPr>
-                <w:sz w:val="19"/>
+                <w:sz w:val="18"/>
+              </w:rPr>
+            </w:r>
+            <w:r>
+              <w:rPr>
+                <w:b w:val="0"/>
+                <w:sz w:val="18"/>
               </w:rPr>
               <w:t>三分钟观心：给心拍快照</w:t>
             </w:r>
@@ -760,15 +845,18 @@
         <w:tc>
           <w:tcPr>
             <w:tcW w:type="dxa" w:w="2409"/>
-            <w:shd w:val="clear" w:color="auto" w:fill="F2F2F2"/>
+            <w:shd w:val="clear" w:fill="F2F5FA"/>
           </w:tcPr>
           <w:p>
-            <w:pPr>
-              <w:spacing w:after="20"/>
-            </w:pPr>
             <w:r>
               <w:rPr>
-                <w:sz w:val="19"/>
+                <w:sz w:val="18"/>
+              </w:rPr>
+            </w:r>
+            <w:r>
+              <w:rPr>
+                <w:b w:val="0"/>
+                <w:sz w:val="18"/>
               </w:rPr>
               <w:t>2</w:t>
             </w:r>
@@ -777,15 +865,18 @@
         <w:tc>
           <w:tcPr>
             <w:tcW w:type="dxa" w:w="2409"/>
-            <w:shd w:val="clear" w:color="auto" w:fill="F2F2F2"/>
+            <w:shd w:val="clear" w:fill="F2F5FA"/>
           </w:tcPr>
           <w:p>
-            <w:pPr>
-              <w:spacing w:after="20"/>
-            </w:pPr>
             <w:r>
               <w:rPr>
-                <w:sz w:val="19"/>
+                <w:sz w:val="18"/>
+              </w:rPr>
+            </w:r>
+            <w:r>
+              <w:rPr>
+                <w:b w:val="0"/>
+                <w:sz w:val="18"/>
               </w:rPr>
               <w:t>心念处——十六种心的观照</w:t>
             </w:r>
@@ -794,15 +885,18 @@
         <w:tc>
           <w:tcPr>
             <w:tcW w:type="dxa" w:w="2409"/>
-            <w:shd w:val="clear" w:color="auto" w:fill="F2F2F2"/>
+            <w:shd w:val="clear" w:fill="F2F5FA"/>
           </w:tcPr>
           <w:p>
-            <w:pPr>
-              <w:spacing w:after="20"/>
-            </w:pPr>
             <w:r>
               <w:rPr>
-                <w:sz w:val="19"/>
+                <w:sz w:val="18"/>
+              </w:rPr>
+            </w:r>
+            <w:r>
+              <w:rPr>
+                <w:b w:val="0"/>
+                <w:sz w:val="18"/>
               </w:rPr>
               <w:t>八对16心，如实知见：认出它，就已松开一半</w:t>
             </w:r>
@@ -811,15 +905,18 @@
         <w:tc>
           <w:tcPr>
             <w:tcW w:type="dxa" w:w="2409"/>
-            <w:shd w:val="clear" w:color="auto" w:fill="F2F2F2"/>
+            <w:shd w:val="clear" w:fill="F2F5FA"/>
           </w:tcPr>
           <w:p>
-            <w:pPr>
-              <w:spacing w:after="20"/>
-            </w:pPr>
             <w:r>
               <w:rPr>
-                <w:sz w:val="19"/>
+                <w:sz w:val="18"/>
+              </w:rPr>
+            </w:r>
+            <w:r>
+              <w:rPr>
+                <w:b w:val="0"/>
+                <w:sz w:val="18"/>
               </w:rPr>
               <w:t>给心贴标签（一天3次）</w:t>
             </w:r>
@@ -832,12 +929,15 @@
             <w:tcW w:type="dxa" w:w="2409"/>
           </w:tcPr>
           <w:p>
-            <w:pPr>
-              <w:spacing w:after="20"/>
-            </w:pPr>
             <w:r>
               <w:rPr>
-                <w:sz w:val="19"/>
+                <w:sz w:val="18"/>
+              </w:rPr>
+            </w:r>
+            <w:r>
+              <w:rPr>
+                <w:b w:val="0"/>
+                <w:sz w:val="18"/>
               </w:rPr>
               <w:t>3</w:t>
             </w:r>
@@ -848,12 +948,15 @@
             <w:tcW w:type="dxa" w:w="2409"/>
           </w:tcPr>
           <w:p>
-            <w:pPr>
-              <w:spacing w:after="20"/>
-            </w:pPr>
             <w:r>
               <w:rPr>
-                <w:sz w:val="19"/>
+                <w:sz w:val="18"/>
+              </w:rPr>
+            </w:r>
+            <w:r>
+              <w:rPr>
+                <w:b w:val="0"/>
+                <w:sz w:val="18"/>
               </w:rPr>
               <w:t>法念处（一）——五盖详析</w:t>
             </w:r>
@@ -864,12 +967,15 @@
             <w:tcW w:type="dxa" w:w="2409"/>
           </w:tcPr>
           <w:p>
-            <w:pPr>
-              <w:spacing w:after="20"/>
-            </w:pPr>
             <w:r>
               <w:rPr>
-                <w:sz w:val="19"/>
+                <w:sz w:val="18"/>
+              </w:rPr>
+            </w:r>
+            <w:r>
+              <w:rPr>
+                <w:b w:val="0"/>
+                <w:sz w:val="18"/>
               </w:rPr>
               <w:t>五种"心灵雾罩"；成因都是四种不如理作意</w:t>
             </w:r>
@@ -880,12 +986,15 @@
             <w:tcW w:type="dxa" w:w="2409"/>
           </w:tcPr>
           <w:p>
-            <w:pPr>
-              <w:spacing w:after="20"/>
-            </w:pPr>
             <w:r>
               <w:rPr>
-                <w:sz w:val="19"/>
+                <w:sz w:val="18"/>
+              </w:rPr>
+            </w:r>
+            <w:r>
+              <w:rPr>
+                <w:b w:val="0"/>
+                <w:sz w:val="18"/>
               </w:rPr>
               <w:t>五盖自查表（晚间2分钟）</w:t>
             </w:r>
@@ -896,15 +1005,18 @@
         <w:tc>
           <w:tcPr>
             <w:tcW w:type="dxa" w:w="2409"/>
-            <w:shd w:val="clear" w:color="auto" w:fill="F2F2F2"/>
+            <w:shd w:val="clear" w:fill="F2F5FA"/>
           </w:tcPr>
           <w:p>
-            <w:pPr>
-              <w:spacing w:after="20"/>
-            </w:pPr>
             <w:r>
               <w:rPr>
-                <w:sz w:val="19"/>
+                <w:sz w:val="18"/>
+              </w:rPr>
+            </w:r>
+            <w:r>
+              <w:rPr>
+                <w:b w:val="0"/>
+                <w:sz w:val="18"/>
               </w:rPr>
               <w:t>4</w:t>
             </w:r>
@@ -913,15 +1025,18 @@
         <w:tc>
           <w:tcPr>
             <w:tcW w:type="dxa" w:w="2409"/>
-            <w:shd w:val="clear" w:color="auto" w:fill="F2F2F2"/>
+            <w:shd w:val="clear" w:fill="F2F5FA"/>
           </w:tcPr>
           <w:p>
-            <w:pPr>
-              <w:spacing w:after="20"/>
-            </w:pPr>
             <w:r>
               <w:rPr>
-                <w:sz w:val="19"/>
+                <w:sz w:val="18"/>
+              </w:rPr>
+            </w:r>
+            <w:r>
+              <w:rPr>
+                <w:b w:val="0"/>
+                <w:sz w:val="18"/>
               </w:rPr>
               <w:t>法念处（二）——五盖的实修对治</w:t>
             </w:r>
@@ -930,15 +1045,18 @@
         <w:tc>
           <w:tcPr>
             <w:tcW w:type="dxa" w:w="2409"/>
-            <w:shd w:val="clear" w:color="auto" w:fill="F2F2F2"/>
+            <w:shd w:val="clear" w:fill="F2F5FA"/>
           </w:tcPr>
           <w:p>
-            <w:pPr>
-              <w:spacing w:after="20"/>
-            </w:pPr>
             <w:r>
               <w:rPr>
-                <w:sz w:val="19"/>
+                <w:sz w:val="18"/>
+              </w:rPr>
+            </w:r>
+            <w:r>
+              <w:rPr>
+                <w:b w:val="0"/>
+                <w:sz w:val="18"/>
               </w:rPr>
               <w:t>每组盖配一串"钥匙法"；嗔恚对治从灭嗔六法开始</w:t>
             </w:r>
@@ -947,15 +1065,18 @@
         <w:tc>
           <w:tcPr>
             <w:tcW w:type="dxa" w:w="2409"/>
-            <w:shd w:val="clear" w:color="auto" w:fill="F2F2F2"/>
+            <w:shd w:val="clear" w:fill="F2F5FA"/>
           </w:tcPr>
           <w:p>
-            <w:pPr>
-              <w:spacing w:after="20"/>
-            </w:pPr>
             <w:r>
               <w:rPr>
-                <w:sz w:val="19"/>
+                <w:sz w:val="18"/>
+              </w:rPr>
+            </w:r>
+            <w:r>
+              <w:rPr>
+                <w:b w:val="0"/>
+                <w:sz w:val="18"/>
               </w:rPr>
               <w:t>认领一把本周钥匙</w:t>
             </w:r>
@@ -968,12 +1089,15 @@
             <w:tcW w:type="dxa" w:w="2409"/>
           </w:tcPr>
           <w:p>
-            <w:pPr>
-              <w:spacing w:after="20"/>
-            </w:pPr>
             <w:r>
               <w:rPr>
-                <w:sz w:val="19"/>
+                <w:sz w:val="18"/>
+              </w:rPr>
+            </w:r>
+            <w:r>
+              <w:rPr>
+                <w:b w:val="0"/>
+                <w:sz w:val="18"/>
               </w:rPr>
               <w:t>5</w:t>
             </w:r>
@@ -984,12 +1108,15 @@
             <w:tcW w:type="dxa" w:w="2409"/>
           </w:tcPr>
           <w:p>
-            <w:pPr>
-              <w:spacing w:after="20"/>
-            </w:pPr>
             <w:r>
               <w:rPr>
-                <w:sz w:val="19"/>
+                <w:sz w:val="18"/>
+              </w:rPr>
+            </w:r>
+            <w:r>
+              <w:rPr>
+                <w:b w:val="0"/>
+                <w:sz w:val="18"/>
               </w:rPr>
               <w:t>法念处（三）——七觉支（上）</w:t>
             </w:r>
@@ -1000,12 +1127,15 @@
             <w:tcW w:type="dxa" w:w="2409"/>
           </w:tcPr>
           <w:p>
-            <w:pPr>
-              <w:spacing w:after="20"/>
-            </w:pPr>
             <w:r>
               <w:rPr>
-                <w:sz w:val="19"/>
+                <w:sz w:val="18"/>
+              </w:rPr>
+            </w:r>
+            <w:r>
+              <w:rPr>
+                <w:b w:val="0"/>
+                <w:sz w:val="18"/>
               </w:rPr>
               <w:t>揭掉盖之后长出来的是"七种觉醒的零件"：念、择法、精进、喜</w:t>
             </w:r>
@@ -1016,12 +1146,15 @@
             <w:tcW w:type="dxa" w:w="2409"/>
           </w:tcPr>
           <w:p>
-            <w:pPr>
-              <w:spacing w:after="20"/>
-            </w:pPr>
             <w:r>
               <w:rPr>
-                <w:sz w:val="19"/>
+                <w:sz w:val="18"/>
+              </w:rPr>
+            </w:r>
+            <w:r>
+              <w:rPr>
+                <w:b w:val="0"/>
+                <w:sz w:val="18"/>
               </w:rPr>
               <w:t>觉支扫描（前四支）</w:t>
             </w:r>
@@ -1032,15 +1165,18 @@
         <w:tc>
           <w:tcPr>
             <w:tcW w:type="dxa" w:w="2409"/>
-            <w:shd w:val="clear" w:color="auto" w:fill="F2F2F2"/>
+            <w:shd w:val="clear" w:fill="F2F5FA"/>
           </w:tcPr>
           <w:p>
-            <w:pPr>
-              <w:spacing w:after="20"/>
-            </w:pPr>
             <w:r>
               <w:rPr>
-                <w:sz w:val="19"/>
+                <w:sz w:val="18"/>
+              </w:rPr>
+            </w:r>
+            <w:r>
+              <w:rPr>
+                <w:b w:val="0"/>
+                <w:sz w:val="18"/>
               </w:rPr>
               <w:t>6</w:t>
             </w:r>
@@ -1049,15 +1185,18 @@
         <w:tc>
           <w:tcPr>
             <w:tcW w:type="dxa" w:w="2409"/>
-            <w:shd w:val="clear" w:color="auto" w:fill="F2F2F2"/>
+            <w:shd w:val="clear" w:fill="F2F5FA"/>
           </w:tcPr>
           <w:p>
-            <w:pPr>
-              <w:spacing w:after="20"/>
-            </w:pPr>
             <w:r>
               <w:rPr>
-                <w:sz w:val="19"/>
+                <w:sz w:val="18"/>
+              </w:rPr>
+            </w:r>
+            <w:r>
+              <w:rPr>
+                <w:b w:val="0"/>
+                <w:sz w:val="18"/>
               </w:rPr>
               <w:t>法念处（四）——七觉支（下）</w:t>
             </w:r>
@@ -1066,15 +1205,18 @@
         <w:tc>
           <w:tcPr>
             <w:tcW w:type="dxa" w:w="2409"/>
-            <w:shd w:val="clear" w:color="auto" w:fill="F2F2F2"/>
+            <w:shd w:val="clear" w:fill="F2F5FA"/>
           </w:tcPr>
           <w:p>
-            <w:pPr>
-              <w:spacing w:after="20"/>
-            </w:pPr>
             <w:r>
               <w:rPr>
-                <w:sz w:val="19"/>
+                <w:sz w:val="18"/>
+              </w:rPr>
+            </w:r>
+            <w:r>
+              <w:rPr>
+                <w:b w:val="0"/>
+                <w:sz w:val="18"/>
               </w:rPr>
               <w:t>轻安、定、舍＋平衡五根：调弦不是考试</w:t>
             </w:r>
@@ -1083,15 +1225,18 @@
         <w:tc>
           <w:tcPr>
             <w:tcW w:type="dxa" w:w="2409"/>
-            <w:shd w:val="clear" w:color="auto" w:fill="F2F2F2"/>
+            <w:shd w:val="clear" w:fill="F2F5FA"/>
           </w:tcPr>
           <w:p>
-            <w:pPr>
-              <w:spacing w:after="20"/>
-            </w:pPr>
             <w:r>
               <w:rPr>
-                <w:sz w:val="19"/>
+                <w:sz w:val="18"/>
+              </w:rPr>
+            </w:r>
+            <w:r>
+              <w:rPr>
+                <w:b w:val="0"/>
+                <w:sz w:val="18"/>
               </w:rPr>
               <w:t>平衡调弦练习</w:t>
             </w:r>
@@ -1104,12 +1249,15 @@
             <w:tcW w:type="dxa" w:w="2409"/>
           </w:tcPr>
           <w:p>
-            <w:pPr>
-              <w:spacing w:after="20"/>
-            </w:pPr>
             <w:r>
               <w:rPr>
-                <w:sz w:val="19"/>
+                <w:sz w:val="18"/>
+              </w:rPr>
+            </w:r>
+            <w:r>
+              <w:rPr>
+                <w:b w:val="0"/>
+                <w:sz w:val="18"/>
               </w:rPr>
               <w:t>7</w:t>
             </w:r>
@@ -1120,12 +1268,15 @@
             <w:tcW w:type="dxa" w:w="2409"/>
           </w:tcPr>
           <w:p>
-            <w:pPr>
-              <w:spacing w:after="20"/>
-            </w:pPr>
             <w:r>
               <w:rPr>
-                <w:sz w:val="19"/>
+                <w:sz w:val="18"/>
+              </w:rPr>
+            </w:r>
+            <w:r>
+              <w:rPr>
+                <w:b w:val="0"/>
+                <w:sz w:val="18"/>
               </w:rPr>
               <w:t>法念处（五）——五取蕴与十二处</w:t>
             </w:r>
@@ -1136,12 +1287,15 @@
             <w:tcW w:type="dxa" w:w="2409"/>
           </w:tcPr>
           <w:p>
-            <w:pPr>
-              <w:spacing w:after="20"/>
-            </w:pPr>
             <w:r>
               <w:rPr>
-                <w:sz w:val="19"/>
+                <w:sz w:val="18"/>
+              </w:rPr>
+            </w:r>
+            <w:r>
+              <w:rPr>
+                <w:b w:val="0"/>
+                <w:sz w:val="18"/>
               </w:rPr>
               <w:t>五取蕴是"抓取清单"，十二处是"抓取进出的六扇门"</w:t>
             </w:r>
@@ -1152,12 +1306,15 @@
             <w:tcW w:type="dxa" w:w="2409"/>
           </w:tcPr>
           <w:p>
-            <w:pPr>
-              <w:spacing w:after="20"/>
-            </w:pPr>
             <w:r>
               <w:rPr>
-                <w:sz w:val="19"/>
+                <w:sz w:val="18"/>
+              </w:rPr>
+            </w:r>
+            <w:r>
+              <w:rPr>
+                <w:b w:val="0"/>
+                <w:sz w:val="18"/>
               </w:rPr>
               <w:t>六门观察：我在哪个门上抓取</w:t>
             </w:r>
@@ -1168,15 +1325,18 @@
         <w:tc>
           <w:tcPr>
             <w:tcW w:type="dxa" w:w="2409"/>
-            <w:shd w:val="clear" w:color="auto" w:fill="F2F2F2"/>
+            <w:shd w:val="clear" w:fill="F2F5FA"/>
           </w:tcPr>
           <w:p>
-            <w:pPr>
-              <w:spacing w:after="20"/>
-            </w:pPr>
             <w:r>
               <w:rPr>
-                <w:sz w:val="19"/>
+                <w:sz w:val="18"/>
+              </w:rPr>
+            </w:r>
+            <w:r>
+              <w:rPr>
+                <w:b w:val="0"/>
+                <w:sz w:val="18"/>
               </w:rPr>
               <w:t>8</w:t>
             </w:r>
@@ -1185,15 +1345,18 @@
         <w:tc>
           <w:tcPr>
             <w:tcW w:type="dxa" w:w="2409"/>
-            <w:shd w:val="clear" w:color="auto" w:fill="F2F2F2"/>
+            <w:shd w:val="clear" w:fill="F2F5FA"/>
           </w:tcPr>
           <w:p>
-            <w:pPr>
-              <w:spacing w:after="20"/>
-            </w:pPr>
             <w:r>
               <w:rPr>
-                <w:sz w:val="19"/>
+                <w:sz w:val="18"/>
+              </w:rPr>
+            </w:r>
+            <w:r>
+              <w:rPr>
+                <w:b w:val="0"/>
+                <w:sz w:val="18"/>
               </w:rPr>
               <w:t>四圣谛与四念处整合实修</w:t>
             </w:r>
@@ -1202,15 +1365,18 @@
         <w:tc>
           <w:tcPr>
             <w:tcW w:type="dxa" w:w="2409"/>
-            <w:shd w:val="clear" w:color="auto" w:fill="F2F2F2"/>
+            <w:shd w:val="clear" w:fill="F2F5FA"/>
           </w:tcPr>
           <w:p>
-            <w:pPr>
-              <w:spacing w:after="20"/>
-            </w:pPr>
             <w:r>
               <w:rPr>
-                <w:sz w:val="19"/>
+                <w:sz w:val="18"/>
+              </w:rPr>
+            </w:r>
+            <w:r>
+              <w:rPr>
+                <w:b w:val="0"/>
+                <w:sz w:val="18"/>
               </w:rPr>
               <w:t>四圣谛是看问题的总图，四念处是走路的路；按根性选自己的门</w:t>
             </w:r>
@@ -1219,15 +1385,18 @@
         <w:tc>
           <w:tcPr>
             <w:tcW w:type="dxa" w:w="2409"/>
-            <w:shd w:val="clear" w:color="auto" w:fill="F2F2F2"/>
+            <w:shd w:val="clear" w:fill="F2F5FA"/>
           </w:tcPr>
           <w:p>
-            <w:pPr>
-              <w:spacing w:after="20"/>
-            </w:pPr>
             <w:r>
               <w:rPr>
-                <w:sz w:val="19"/>
+                <w:sz w:val="18"/>
+              </w:rPr>
+            </w:r>
+            <w:r>
+              <w:rPr>
+                <w:b w:val="0"/>
+                <w:sz w:val="18"/>
               </w:rPr>
               <w:t>根性自测＋八周回顾＋圆满回向</w:t>
             </w:r>
@@ -1236,317 +1405,216 @@
       </w:tr>
     </w:tbl>
     <w:p>
-      <w:pPr>
-        <w:spacing w:before="160" w:after="80"/>
-      </w:pPr>
       <w:r>
         <w:rPr>
-          <w:rFonts w:ascii="Microsoft YaHei" w:hAnsi="Microsoft YaHei" w:eastAsia="Microsoft YaHei"/>
           <w:b/>
           <w:color w:val="1F3864"/>
-          <w:sz w:val="28"/>
+          <w:sz w:val="26"/>
         </w:rPr>
         <w:t>五、本系列特别提示（逐条执行）</w:t>
       </w:r>
     </w:p>
     <w:p>
       <w:pPr>
-        <w:ind w:left="340"/>
+        <w:pStyle w:val="ListNumber"/>
       </w:pPr>
       <w:r>
         <w:rPr>
           <w:b/>
-          <w:sz w:val="21"/>
-        </w:rPr>
-        <w:t xml:space="preserve">1. </w:t>
-      </w:r>
-      <w:r>
-        <w:rPr>
-          <w:b/>
-          <w:sz w:val="21"/>
         </w:rPr>
         <w:t>观心不是自我批判（第1—2周）</w:t>
       </w:r>
       <w:r>
         <w:rPr>
-          <w:sz w:val="21"/>
+          <w:b w:val="0"/>
         </w:rPr>
         <w:t>：观心以"旁观者好奇"进行，不贴标签、不打分；发现自己"心很乱"不是失败，恰是心念处开始工作的标志。每讲特别提醒中均有此条，照读。练习结束以慈心收尾。</w:t>
       </w:r>
     </w:p>
     <w:p>
       <w:pPr>
-        <w:ind w:left="340"/>
+        <w:pStyle w:val="ListNumber"/>
       </w:pPr>
       <w:r>
         <w:rPr>
           <w:b/>
-          <w:sz w:val="21"/>
-        </w:rPr>
-        <w:t xml:space="preserve">2. </w:t>
-      </w:r>
-      <w:r>
-        <w:rPr>
-          <w:b/>
-          <w:sz w:val="21"/>
         </w:rPr>
         <w:t>五盖周心理安全（第3—4周）</w:t>
       </w:r>
       <w:r>
         <w:rPr>
-          <w:sz w:val="21"/>
+          <w:b w:val="0"/>
         </w:rPr>
         <w:t>：涉及个人习气（贪欲/嗔恚/昏沉/掉举/疑）披露——分享以自愿为限；不评判；不给心理学诊断式解释；涉愤怒话题提供"停止讨论改修慈心、允许静坐或暂离"选项。照每周《特别提醒》执行。</w:t>
       </w:r>
     </w:p>
     <w:p>
       <w:pPr>
-        <w:ind w:left="340"/>
+        <w:pStyle w:val="ListNumber"/>
       </w:pPr>
       <w:r>
         <w:rPr>
           <w:b/>
-          <w:sz w:val="21"/>
-        </w:rPr>
-        <w:t xml:space="preserve">3. </w:t>
-      </w:r>
-      <w:r>
-        <w:rPr>
-          <w:b/>
-          <w:sz w:val="21"/>
         </w:rPr>
         <w:t>名相密集周（第7周）</w:t>
       </w:r>
       <w:r>
         <w:rPr>
-          <w:sz w:val="21"/>
+          <w:b w:val="0"/>
         </w:rPr>
         <w:t>：五取蕴/十二处/十八界术语多——主持人无需逐词讲清，让原文自己说话；讨论只聚焦"我在哪个门上最容易抓取"。有人被术语吓到→"记不住完全没关系，今晚记住'六扇门'三个字就够了"。</w:t>
       </w:r>
     </w:p>
     <w:p>
       <w:pPr>
-        <w:ind w:left="340"/>
+        <w:pStyle w:val="ListNumber"/>
       </w:pPr>
       <w:r>
         <w:rPr>
           <w:b/>
-          <w:sz w:val="21"/>
-        </w:rPr>
-        <w:t xml:space="preserve">4. </w:t>
-      </w:r>
-      <w:r>
-        <w:rPr>
-          <w:b/>
-          <w:sz w:val="21"/>
         </w:rPr>
         <w:t>整合不是终点（第8周）</w:t>
       </w:r>
       <w:r>
         <w:rPr>
-          <w:sz w:val="21"/>
+          <w:b w:val="0"/>
         </w:rPr>
         <w:t>：收官周最重要的一条——整合是起点的确认；鼓励每位成员把八周中任一周的练习带回日常；"七天至七年"讲法分寸见第8周特别提醒。</w:t>
       </w:r>
     </w:p>
     <w:p>
       <w:pPr>
-        <w:ind w:left="340"/>
+        <w:pStyle w:val="ListNumber"/>
       </w:pPr>
       <w:r>
         <w:rPr>
           <w:b/>
-          <w:sz w:val="21"/>
-        </w:rPr>
-        <w:t xml:space="preserve">5. </w:t>
-      </w:r>
-      <w:r>
-        <w:rPr>
-          <w:b/>
-          <w:sz w:val="21"/>
         </w:rPr>
         <w:t>同素材跨周</w:t>
       </w:r>
       <w:r>
         <w:rPr>
-          <w:sz w:val="21"/>
+          <w:b w:val="0"/>
         </w:rPr>
         <w:t>：191讲（W5取"七觉支1"部分/十二处部分留W7条目衔接）、193讲（W6取"七觉支3"部分/四圣谛部分仅作W8预告）均按章节拆分照录并各自注明——共读时无需处理，照读即可。</w:t>
       </w:r>
     </w:p>
     <w:p>
       <w:pPr>
-        <w:ind w:left="340"/>
+        <w:pStyle w:val="ListNumber"/>
       </w:pPr>
       <w:r>
         <w:rPr>
           <w:b/>
-          <w:sz w:val="21"/>
-        </w:rPr>
-        <w:t xml:space="preserve">6. </w:t>
-      </w:r>
-      <w:r>
-        <w:rPr>
-          <w:b/>
-          <w:sz w:val="21"/>
         </w:rPr>
         <w:t>系列边界（给好奇的成员）</w:t>
       </w:r>
       <w:r>
         <w:rPr>
-          <w:sz w:val="21"/>
+          <w:b w:val="0"/>
         </w:rPr>
-        <w:t>：本系列为"四念处（二）"——身念处与受念处修习见《读书会06：四念处（一）身念处》；慈心禅完整修习见《读书会02：慈心禅修习》；苦圣谛十一项观察与集谛十组处所的展开见《读书会08：四圣谛（一）苦与集》。</w:t>
+        <w:t>：本系列为"四念处（二）"——身念处与受念处修习见《读书会06：四念处（一）身念处与受念处》；慈心禅完整修习见《读书会02：慈心禅修习》；苦圣谛十一项观察与集谛十组处所的展开见《读书会08：四圣谛（一）苦与集》。</w:t>
       </w:r>
     </w:p>
     <w:p>
       <w:pPr>
-        <w:ind w:left="340"/>
+        <w:pStyle w:val="ListNumber"/>
       </w:pPr>
       <w:r>
         <w:rPr>
           <w:b/>
-          <w:sz w:val="21"/>
-        </w:rPr>
-        <w:t xml:space="preserve">7. </w:t>
-      </w:r>
-      <w:r>
-        <w:rPr>
-          <w:b/>
-          <w:sz w:val="21"/>
         </w:rPr>
         <w:t>链接纪律</w:t>
       </w:r>
       <w:r>
         <w:rPr>
-          <w:sz w:val="21"/>
+          <w:b w:val="0"/>
         </w:rPr>
         <w:t>：知识库临时链接会过期，本资料包一律不放置链接；每份原文标注"知识库出处＋media_id＋打开方式（ima知识库搜索「标题」）"，原文文字内嵌保证自足。</w:t>
       </w:r>
     </w:p>
     <w:p>
       <w:pPr>
-        <w:ind w:left="340"/>
+        <w:pStyle w:val="ListNumber"/>
       </w:pPr>
       <w:r>
         <w:rPr>
           <w:b/>
-          <w:sz w:val="21"/>
-        </w:rPr>
-        <w:t xml:space="preserve">8. </w:t>
-      </w:r>
-      <w:r>
-        <w:rPr>
-          <w:b/>
-          <w:sz w:val="21"/>
         </w:rPr>
         <w:t>转写校对声明</w:t>
       </w:r>
       <w:r>
         <w:rPr>
-          <w:sz w:val="21"/>
+          <w:b w:val="0"/>
         </w:rPr>
         <w:t>：录音转写素材均已校对明显同音错字，共读标注"（依据录音转写整理，已校对明显同音错字）"；时间码为出处标记，朗读时跳过；材料标注"（内容经整理，非原文逐字）"处照常共读。</w:t>
       </w:r>
     </w:p>
     <w:p>
-      <w:pPr>
-        <w:spacing w:before="160" w:after="80"/>
-      </w:pPr>
       <w:r>
         <w:rPr>
-          <w:rFonts w:ascii="Microsoft YaHei" w:hAnsi="Microsoft YaHei" w:eastAsia="Microsoft YaHei"/>
           <w:b/>
           <w:color w:val="1F3864"/>
-          <w:sz w:val="28"/>
+          <w:sz w:val="26"/>
         </w:rPr>
         <w:t>六、资料包使用方法</w:t>
       </w:r>
     </w:p>
     <w:p>
       <w:pPr>
-        <w:ind w:left="340"/>
+        <w:pStyle w:val="ListNumber"/>
       </w:pPr>
       <w:r>
         <w:rPr>
-          <w:b/>
-          <w:sz w:val="21"/>
-        </w:rPr>
-        <w:t xml:space="preserve">1. </w:t>
-      </w:r>
-      <w:r>
-        <w:rPr>
-          <w:sz w:val="21"/>
+          <w:b w:val="0"/>
         </w:rPr>
         <w:t>主持人每周带两份：《00_主持人总指南》（本文件）＋当周《主持人版》。</w:t>
       </w:r>
     </w:p>
     <w:p>
       <w:pPr>
-        <w:ind w:left="340"/>
+        <w:pStyle w:val="ListNumber"/>
       </w:pPr>
       <w:r>
         <w:rPr>
-          <w:b/>
-          <w:sz w:val="21"/>
-        </w:rPr>
-        <w:t xml:space="preserve">2. </w:t>
-      </w:r>
-      <w:r>
-        <w:rPr>
-          <w:sz w:val="21"/>
+          <w:b w:val="0"/>
         </w:rPr>
         <w:t>学员每周一份：《学员版》——共读原文/讨论/练习与主持人版逐字一致，末尾附延伸阅读。</w:t>
       </w:r>
     </w:p>
     <w:p>
       <w:pPr>
-        <w:ind w:left="340"/>
+        <w:pStyle w:val="ListNumber"/>
       </w:pPr>
       <w:r>
         <w:rPr>
-          <w:b/>
-          <w:sz w:val="21"/>
-        </w:rPr>
-        <w:t xml:space="preserve">3. </w:t>
-      </w:r>
-      <w:r>
-        <w:rPr>
-          <w:sz w:val="21"/>
+          <w:b w:val="0"/>
         </w:rPr>
         <w:t>想核对原文出处：查《原文全集.md》（全部共读原文＋media_id＋打开方式）。</w:t>
       </w:r>
     </w:p>
     <w:p>
       <w:pPr>
-        <w:ind w:left="340"/>
+        <w:pStyle w:val="ListNumber"/>
       </w:pPr>
       <w:r>
         <w:rPr>
-          <w:b/>
-          <w:sz w:val="21"/>
-        </w:rPr>
-        <w:t xml:space="preserve">4. </w:t>
-      </w:r>
-      <w:r>
-        <w:rPr>
-          <w:sz w:val="21"/>
+          <w:b w:val="0"/>
         </w:rPr>
         <w:t>遇到本指南未覆盖的情况：回到10条守则第①条——让原文自己说话。</w:t>
       </w:r>
     </w:p>
     <w:p>
       <w:pPr>
-        <w:spacing w:before="40" w:after="80"/>
-        <w:ind w:left="283"/>
-        <w:shd w:val="clear" w:color="auto" w:fill="EEF2F8"/>
+        <w:ind w:left="170"/>
         <w:pBdr>
-          <w:left w:val="single" w:sz="20" w:space="6" w:color="1F3864"/>
+          <w:left w:val="single" w:sz="18" w:space="4" w:color="1F3864"/>
         </w:pBdr>
+        <w:shd w:val="clear" w:fill="F2F5FA"/>
       </w:pPr>
       <w:r>
         <w:rPr>
-          <w:sz w:val="20"/>
+          <w:b w:val="0"/>
         </w:rPr>
         <w:t>📚 本指南与资料包其他19份文件配套使用。制作说明与素材出处详见《README_资料包说明.md》《更新日志_CHANGELOG.md》。</w:t>
       </w:r>
@@ -1570,7 +1638,11 @@
       <w:pStyle w:val="Footer"/>
       <w:jc w:val="center"/>
     </w:pPr>
-    <w:fldSimple w:instr="PAGE"/>
+    <w:r>
+      <w:fldChar w:fldCharType="begin"/>
+      <w:instrText xml:space="preserve">PAGE</w:instrText>
+      <w:fldChar w:fldCharType="end"/>
+    </w:r>
   </w:p>
 </w:ftr>
 </file>
@@ -1584,10 +1656,10 @@
     </w:pPr>
     <w:r>
       <w:rPr>
-        <w:color w:val="808080"/>
+        <w:color w:val="1F3864"/>
         <w:sz w:val="16"/>
       </w:rPr>
-      <w:t>读书会07·主持人总指南（朗读优化版）</w:t>
+      <w:t>读书会07 · 主持人总指南 · 朗读优化版（8周版）</w:t>
     </w:r>
   </w:p>
 </w:hdr>
@@ -1956,11 +2028,8 @@
     <w:name w:val="Normal"/>
     <w:qFormat/>
     <w:rsid w:val="00FC693F"/>
-    <w:pPr>
-      <w:spacing w:line="324" w:lineRule="auto" w:after="60"/>
-    </w:pPr>
     <w:rPr>
-      <w:rFonts w:ascii="Microsoft YaHei" w:hAnsi="Microsoft YaHei" w:eastAsia="Microsoft YaHei"/>
+      <w:rFonts w:ascii="等线" w:hAnsi="等线" w:eastAsia="宋体"/>
       <w:sz w:val="21"/>
     </w:rPr>
   </w:style>
